--- a/data/ai_paras/AI_para_1.docx
+++ b/data/ai_paras/AI_para_1.docx
@@ -4,7 +4,7 @@
   <w:body>
     <w:p>
       <w:r>
-        <w:t>The exploration of sports betting's impact on college football reveals a multifaceted influence that permeates various aspects of the game. From integrity challenges, marked by scandals and referee biases, to economic impacts reflected in increased revenues for universities, the effects are both profound and widespread. Culturally, sports betting has reshaped fan engagement, introducing new dynamics that enhance viewer participation yet risk overshadowing traditional values. Despite the financial benefits and heightened fan involvement, the accompanying ethical concerns necessitate vigilant regulatory measures and proactive management to safeguard the sport's integrity. Ultimately, balancing the economic opportunities with the need for ethical oversight will be crucial in navigating the future of sports betting within college football, ensuring it enriches rather than undermines the collegiate sports landscape.</w:t>
+        <w:t>The intersection of sports betting and college football has emerged as a pivotal area of discussion in recent years. As the legalization of sports betting expands across various states, its influence on collegiate sports, particularly college football, has become a subject of intense scrutiny. The increasing accessibility and popularity of sports betting have raised questions about its potential to alter the dynamics of the game. Issues such as the integrity of the sport, the financial implications for universities, and the cultural shifts among fans and players are at the forefront of this discourse. Understanding these impacts is crucial, as they bear significant consequences not only for the future of college football but also for the broader landscape of sports and society.</w:t>
       </w:r>
     </w:p>
     <w:sectPr>
